--- a/docs/content/quarto/quarto_activity.docx
+++ b/docs/content/quarto/quarto_activity.docx
@@ -7,7 +7,7 @@
         <w:pStyle w:val="Title"/>
       </w:pPr>
       <w:r>
-        <w:t xml:space="preserve">Activity 4.5 — Build Your First Quarto Report</w:t>
+        <w:t xml:space="preserve">Activity 07 — Build Your First Quarto Report</w:t>
       </w:r>
     </w:p>
     <w:p>
@@ -31,7 +31,7 @@
         <w:pStyle w:val="Date"/>
       </w:pPr>
       <w:r>
-        <w:t xml:space="preserve">2026-07-05</w:t>
+        <w:t xml:space="preserve">2026-08-27</w:t>
       </w:r>
     </w:p>
     <w:bookmarkStart w:id="17" w:name="before-you-start"/>
@@ -373,7 +373,7 @@
               <w:t xml:space="preserve"> </w:t>
             </w:r>
             <w:r>
-              <w:t xml:space="preserve">— the</w:t>
+              <w:t xml:space="preserve">— a</w:t>
             </w:r>
             <w:r>
               <w:t xml:space="preserve"> </w:t>
@@ -383,10 +383,10 @@
                 <w:b/>
                 <w:bCs/>
               </w:rPr>
-              <w:t xml:space="preserve">exact t-test from Worksheet 04</w:t>
-            </w:r>
-            <w:r>
-              <w:t xml:space="preserve">, written up as a Quarto report. The t-statistic,</w:t>
+              <w:t xml:space="preserve">preview of the t-test you’ll run in Worksheet 09</w:t>
+            </w:r>
+            <w:r>
+              <w:t xml:space="preserve">, already written up as a Quarto report. The t-statistic,</w:t>
             </w:r>
             <w:r>
               <w:t xml:space="preserve"> </w:t>
@@ -399,7 +399,23 @@
               <w:t xml:space="preserve">p</w:t>
             </w:r>
             <w:r>
-              <w:t xml:space="preserve">-value, and group means are dropped straight into the sentences with inline code, and it renders to a clean Word document. That is the payoff of everything in this activity: the analysis you already ran becomes a report that writes its own numbers. Notice you would never copy a single value by hand.</w:t>
+              <w:t xml:space="preserve">-value, and group means are dropped straight into the sentences with inline code, and it renders to a clean Word document. That is the payoff of everything in this activity: an analysis becomes a report that writes its own numbers. Notice you would never copy a single value by hand — and in a few weeks, this will be</w:t>
+            </w:r>
+            <w:r>
+              <w:t xml:space="preserve"> </w:t>
+            </w:r>
+            <w:r>
+              <w:rPr>
+                <w:i/>
+                <w:iCs/>
+              </w:rPr>
+              <w:t xml:space="preserve">your</w:t>
+            </w:r>
+            <w:r>
+              <w:t xml:space="preserve"> </w:t>
+            </w:r>
+            <w:r>
+              <w:t xml:space="preserve">analysis.</w:t>
             </w:r>
           </w:p>
           <w:p/>

--- a/docs/content/quarto/quarto_activity.docx
+++ b/docs/content/quarto/quarto_activity.docx
@@ -2667,13 +2667,277 @@
       </w:r>
     </w:p>
     <w:bookmarkEnd w:id="36"/>
-    <w:bookmarkStart w:id="40" w:name="turn-it-in"/>
+    <w:bookmarkStart w:id="47" w:name="extension-out-of-class-3040-min"/>
+    <w:p>
+      <w:pPr>
+        <w:pStyle w:val="Heading1"/>
+      </w:pPr>
+      <w:r>
+        <w:t xml:space="preserve">Extension — out of class (~30–40 min)</w:t>
+      </w:r>
+    </w:p>
+    <w:p>
+      <w:pPr>
+        <w:pStyle w:val="FirstParagraph"/>
+      </w:pPr>
+      <w:r>
+        <w:rPr>
+          <w:i/>
+          <w:iCs/>
+        </w:rPr>
+        <w:t xml:space="preserve">Turn this in with your worksheet, in the same</w:t>
+      </w:r>
+      <w:r>
+        <w:rPr>
+          <w:i/>
+          <w:iCs/>
+        </w:rPr>
+        <w:t xml:space="preserve"> </w:t>
+      </w:r>
+      <w:r>
+        <w:rPr>
+          <w:rStyle w:val="VerbatimChar"/>
+          <w:i/>
+          <w:iCs/>
+        </w:rPr>
+        <w:t xml:space="preserve">.qmd</w:t>
+      </w:r>
+      <w:r>
+        <w:rPr>
+          <w:i/>
+          <w:iCs/>
+        </w:rPr>
+        <w:t xml:space="preserve"> </w:t>
+      </w:r>
+      <w:r>
+        <w:rPr>
+          <w:i/>
+          <w:iCs/>
+        </w:rPr>
+        <w:t xml:space="preserve">you built in class. This</w:t>
+      </w:r>
+      <w:r>
+        <w:rPr>
+          <w:i/>
+          <w:iCs/>
+        </w:rPr>
+        <w:t xml:space="preserve"> </w:t>
+      </w:r>
+      <w:r>
+        <w:rPr>
+          <w:i/>
+          <w:iCs/>
+        </w:rPr>
+        <w:t xml:space="preserve">adds Quarto features you have</w:t>
+      </w:r>
+      <w:r>
+        <w:rPr>
+          <w:i/>
+          <w:iCs/>
+        </w:rPr>
+        <w:t xml:space="preserve"> </w:t>
+      </w:r>
+      <w:r>
+        <w:rPr>
+          <w:b/>
+          <w:bCs/>
+          <w:i/>
+          <w:iCs/>
+        </w:rPr>
+        <w:t xml:space="preserve">not</w:t>
+      </w:r>
+      <w:r>
+        <w:rPr>
+          <w:i/>
+          <w:iCs/>
+        </w:rPr>
+        <w:t xml:space="preserve"> </w:t>
+      </w:r>
+      <w:r>
+        <w:rPr>
+          <w:i/>
+          <w:iCs/>
+        </w:rPr>
+        <w:t xml:space="preserve">seen yet — cross-references and callouts.</w:t>
+      </w:r>
+    </w:p>
+    <w:tbl>
+      <w:tblPr>
+        <w:tblStyle w:val="Table"/>
+        <w:tblLook w:firstRow="0" w:lastRow="0" w:firstColumn="0" w:lastColumn="0" w:noHBand="0" w:noVBand="0" w:val="0000"/>
+        <w:tblBorders>
+          <w:top w:val="single" w:sz="4" w:space="0" w:color="CC1914"/>
+          <w:left w:val="single" w:sz="24" w:space="0" w:color="CC1914"/>
+          <w:bottom w:val="single" w:sz="4" w:space="0" w:color="CC1914"/>
+          <w:right w:val="single" w:sz="4" w:space="0" w:color="CC1914"/>
+        </w:tblBorders>
+        <w:tblCellMar>
+          <w:left w:w="144" w:type="dxa"/>
+          <w:right w:w="144" w:type="dxa"/>
+        </w:tblCellMar>
+        <w:tblLook w:firstRow="0" w:lastRow="0" w:firstColumn="0" w:lastColumn="0" w:noHBand="0" w:noVBand="0" w:val="0000"/>
+      </w:tblPr>
+      <w:tr>
+        <w:trPr>
+          <w:cantSplit/>
+        </w:trPr>
+        <w:tc>
+          <w:tcPr>
+            <w:shd w:color="auto" w:fill="f7dddc" w:val="clear"/>
+            <w:tcMar>
+              <w:top w:w="92" w:type="dxa"/>
+              <w:bottom w:w="92" w:type="dxa"/>
+            </w:tcMar>
+          </w:tcPr>
+          <w:p>
+            <w:pPr>
+              <w:pStyle w:val="BodyText"/>
+            </w:pPr>
+            <w:pPr>
+              <w:spacing w:before="0" w:after="0"/>
+              <w:textAlignment w:val="center"/>
+            </w:pPr>
+            <w:r>
+              <w:drawing>
+                <wp:inline>
+                  <wp:extent cx="152400" cy="152400"/>
+                  <wp:effectExtent b="0" l="0" r="0" t="0"/>
+                  <wp:docPr descr="" title="" id="38" name="Picture"/>
+                  <a:graphic>
+                    <a:graphicData uri="http://schemas.openxmlformats.org/drawingml/2006/picture">
+                      <pic:pic>
+                        <pic:nvPicPr>
+                          <pic:cNvPr descr="/Applications/Positron.app/Contents/Resources/app/quarto/share/formats/docx/important.png" id="39" name="Picture"/>
+                          <pic:cNvPicPr>
+                            <a:picLocks noChangeArrowheads="1" noChangeAspect="1"/>
+                          </pic:cNvPicPr>
+                        </pic:nvPicPr>
+                        <pic:blipFill>
+                          <a:blip r:embed="rId37"/>
+                          <a:stretch>
+                            <a:fillRect/>
+                          </a:stretch>
+                        </pic:blipFill>
+                        <pic:spPr bwMode="auto">
+                          <a:xfrm>
+                            <a:off x="0" y="0"/>
+                            <a:ext cx="152400" cy="152400"/>
+                          </a:xfrm>
+                          <a:prstGeom prst="rect">
+                            <a:avLst/>
+                          </a:prstGeom>
+                          <a:noFill/>
+                          <a:ln w="9525">
+                            <a:noFill/>
+                            <a:headEnd/>
+                            <a:tailEnd/>
+                          </a:ln>
+                        </pic:spPr>
+                      </pic:pic>
+                    </a:graphicData>
+                  </a:graphic>
+                </wp:inline>
+              </w:drawing>
+            </w:r>
+            <w:r>
+              <w:t xml:space="preserve"> </w:t>
+            </w:r>
+            <w:r>
+              <w:t xml:space="preserve"> </w:t>
+            </w:r>
+            <w:r>
+              <w:t xml:space="preserve">Important</w:t>
+            </w:r>
+          </w:p>
+        </w:tc>
+      </w:tr>
+      <w:tr>
+        <w:trPr>
+          <w:cantSplit/>
+        </w:trPr>
+        <w:tc>
+          <w:tcPr>
+            <w:tcMar>
+              <w:top w:w="108" w:type="dxa"/>
+              <w:bottom w:w="108" w:type="dxa"/>
+            </w:tcMar>
+          </w:tcPr>
+          <w:p>
+            <w:pPr>
+              <w:pStyle w:val="BodyText"/>
+            </w:pPr>
+            <w:pPr>
+              <w:spacing w:before="16" w:after="16"/>
+            </w:pPr>
+            <w:r>
+              <w:rPr>
+                <w:b/>
+                <w:bCs/>
+              </w:rPr>
+              <w:t xml:space="preserve">E2 and E3 must be handwritten</w:t>
+            </w:r>
+            <w:r>
+              <w:t xml:space="preserve"> </w:t>
+            </w:r>
+            <w:r>
+              <w:t xml:space="preserve">on paper, photographed, and embedded in the</w:t>
+            </w:r>
+            <w:r>
+              <w:t xml:space="preserve"> </w:t>
+            </w:r>
+            <w:r>
+              <w:t xml:space="preserve">report. Typed answers get</w:t>
+            </w:r>
+            <w:r>
+              <w:t xml:space="preserve"> </w:t>
+            </w:r>
+            <w:r>
+              <w:rPr>
+                <w:b/>
+                <w:bCs/>
+              </w:rPr>
+              <w:t xml:space="preserve">at most half credit, even if correct</w:t>
+            </w:r>
+            <w:r>
+              <w:t xml:space="preserve"> </w:t>
+            </w:r>
+            <w:r>
+              <w:t xml:space="preserve">— E2 is your</w:t>
+            </w:r>
+            <w:r>
+              <w:t xml:space="preserve"> </w:t>
+            </w:r>
+            <w:r>
+              <w:t xml:space="preserve">prediction</w:t>
+            </w:r>
+            <w:r>
+              <w:t xml:space="preserve"> </w:t>
+            </w:r>
+            <w:r>
+              <w:rPr>
+                <w:i/>
+                <w:iCs/>
+              </w:rPr>
+              <w:t xml:space="preserve">before</w:t>
+            </w:r>
+            <w:r>
+              <w:t xml:space="preserve"> </w:t>
+            </w:r>
+            <w:r>
+              <w:t xml:space="preserve">the render.</w:t>
+            </w:r>
+          </w:p>
+          <w:p/>
+        </w:tc>
+      </w:tr>
+    </w:tbl>
+    <w:bookmarkStart w:id="40" w:name="X3f9c435d42e927b60d89987787733d02684b6bb"/>
     <w:p>
       <w:pPr>
         <w:pStyle w:val="Heading2"/>
       </w:pPr>
       <w:r>
-        <w:t xml:space="preserve">Turn it in</w:t>
+        <w:t xml:space="preserve">E1 · Cross-reference your table and figure (4 pts)</w:t>
       </w:r>
     </w:p>
     <w:p>
@@ -2681,7 +2945,13 @@
         <w:pStyle w:val="FirstParagraph"/>
       </w:pPr>
       <w:r>
-        <w:t xml:space="preserve">Render to Word and submit both:</w:t>
+        <w:t xml:space="preserve">Quarto can number your table and figure and let your prose refer to them by</w:t>
+      </w:r>
+      <w:r>
+        <w:t xml:space="preserve"> </w:t>
+      </w:r>
+      <w:r>
+        <w:t xml:space="preserve">number automatically, so it stays correct even if you reorder things.</w:t>
       </w:r>
     </w:p>
     <w:p>
@@ -2693,16 +2963,34 @@
         </w:numPr>
       </w:pPr>
       <w:r>
+        <w:t xml:space="preserve">Give your table chunk</w:t>
+      </w:r>
+      <w:r>
+        <w:t xml:space="preserve"> </w:t>
+      </w:r>
+      <w:r>
         <w:rPr>
           <w:rStyle w:val="VerbatimChar"/>
         </w:rPr>
-        <w:t xml:space="preserve">my_leaf_report.qmd</w:t>
-      </w:r>
-      <w:r>
-        <w:t xml:space="preserve"> </w:t>
-      </w:r>
-      <w:r>
-        <w:t xml:space="preserve">(your source file)</w:t>
+        <w:t xml:space="preserve">#| label: tbl-summary</w:t>
+      </w:r>
+      <w:r>
+        <w:t xml:space="preserve"> </w:t>
+      </w:r>
+      <w:r>
+        <w:t xml:space="preserve">and</w:t>
+      </w:r>
+      <w:r>
+        <w:t xml:space="preserve"> </w:t>
+      </w:r>
+      <w:r>
+        <w:rPr>
+          <w:rStyle w:val="VerbatimChar"/>
+        </w:rPr>
+        <w:t xml:space="preserve">#| tbl-cap: "..."</w:t>
+      </w:r>
+      <w:r>
+        <w:t xml:space="preserve">.</w:t>
       </w:r>
     </w:p>
     <w:p>
@@ -2714,27 +3002,513 @@
         </w:numPr>
       </w:pPr>
       <w:r>
+        <w:t xml:space="preserve">Give your figure chunk</w:t>
+      </w:r>
+      <w:r>
+        <w:t xml:space="preserve"> </w:t>
+      </w:r>
+      <w:r>
         <w:rPr>
           <w:rStyle w:val="VerbatimChar"/>
         </w:rPr>
-        <w:t xml:space="preserve">my_leaf_report.docx</w:t>
-      </w:r>
-      <w:r>
-        <w:t xml:space="preserve"> </w:t>
-      </w:r>
-      <w:r>
-        <w:t xml:space="preserve">(the rendered report)</w:t>
-      </w:r>
-    </w:p>
-    <w:p>
-      <w:pPr>
-        <w:pStyle w:val="FirstParagraph"/>
-      </w:pPr>
+        <w:t xml:space="preserve">#| label: fig-leaf</w:t>
+      </w:r>
+      <w:r>
+        <w:t xml:space="preserve"> </w:t>
+      </w:r>
+      <w:r>
+        <w:t xml:space="preserve">and</w:t>
+      </w:r>
+      <w:r>
+        <w:t xml:space="preserve"> </w:t>
+      </w:r>
+      <w:r>
+        <w:rPr>
+          <w:rStyle w:val="VerbatimChar"/>
+        </w:rPr>
+        <w:t xml:space="preserve">#| fig-cap: "..."</w:t>
+      </w:r>
+      <w:r>
+        <w:t xml:space="preserve">.</w:t>
+      </w:r>
+    </w:p>
+    <w:p>
+      <w:pPr>
+        <w:pStyle w:val="Compact"/>
+        <w:numPr>
+          <w:ilvl w:val="0"/>
+          <w:numId w:val="1002"/>
+        </w:numPr>
+      </w:pPr>
+      <w:r>
+        <w:t xml:space="preserve">In your Results prose, write</w:t>
+      </w:r>
+      <w:r>
+        <w:t xml:space="preserve"> </w:t>
+      </w:r>
+      <w:r>
+        <w:rPr>
+          <w:rStyle w:val="VerbatimChar"/>
+        </w:rPr>
+        <w:t xml:space="preserve">@tbl-summary</w:t>
+      </w:r>
+      <w:r>
+        <w:t xml:space="preserve"> </w:t>
+      </w:r>
+      <w:r>
+        <w:t xml:space="preserve">and</w:t>
+      </w:r>
+      <w:r>
+        <w:t xml:space="preserve"> </w:t>
+      </w:r>
+      <w:r>
+        <w:rPr>
+          <w:rStyle w:val="VerbatimChar"/>
+        </w:rPr>
+        <w:t xml:space="preserve">@fig-leaf</w:t>
+      </w:r>
+      <w:r>
+        <w:t xml:space="preserve"> </w:t>
+      </w:r>
+      <w:r>
+        <w:t xml:space="preserve">instead of</w:t>
+      </w:r>
+      <w:r>
+        <w:t xml:space="preserve"> </w:t>
+      </w:r>
+      <w:r>
+        <w:t xml:space="preserve">“the</w:t>
+      </w:r>
+      <w:r>
+        <w:t xml:space="preserve"> </w:t>
+      </w:r>
+      <w:r>
+        <w:t xml:space="preserve">table above”</w:t>
+      </w:r>
+      <w:r>
+        <w:t xml:space="preserve"> </w:t>
+      </w:r>
+      <w:r>
+        <w:t xml:space="preserve">/</w:t>
+      </w:r>
+      <w:r>
+        <w:t xml:space="preserve"> </w:t>
+      </w:r>
+      <w:r>
+        <w:t xml:space="preserve">“the figure below”</w:t>
+      </w:r>
+      <w:r>
+        <w:t xml:space="preserve">. Render and check the numbers appear.</w:t>
+      </w:r>
+    </w:p>
+    <w:p>
+      <w:pPr>
+        <w:pStyle w:val="Compact"/>
+        <w:numPr>
+          <w:ilvl w:val="0"/>
+          <w:numId w:val="1002"/>
+        </w:numPr>
+      </w:pPr>
+      <w:r>
+        <w:t xml:space="preserve">Add</w:t>
+      </w:r>
+      <w:r>
+        <w:t xml:space="preserve"> </w:t>
+      </w:r>
       <w:r>
         <w:rPr>
           <w:b/>
           <w:bCs/>
         </w:rPr>
+        <w:t xml:space="preserve">one callout of your own</w:t>
+      </w:r>
+      <w:r>
+        <w:t xml:space="preserve"> </w:t>
+      </w:r>
+      <w:r>
+        <w:t xml:space="preserve">(</w:t>
+      </w:r>
+      <w:r>
+        <w:rPr>
+          <w:rStyle w:val="VerbatimChar"/>
+        </w:rPr>
+        <w:t xml:space="preserve">::: callout-note/-warning/-tip</w:t>
+      </w:r>
+      <w:r>
+        <w:t xml:space="preserve">) flagging a</w:t>
+      </w:r>
+      <w:r>
+        <w:t xml:space="preserve"> </w:t>
+      </w:r>
+      <w:r>
+        <w:rPr>
+          <w:i/>
+          <w:iCs/>
+        </w:rPr>
+        <w:t xml:space="preserve">real</w:t>
+      </w:r>
+      <w:r>
+        <w:t xml:space="preserve"> </w:t>
+      </w:r>
+      <w:r>
+        <w:t xml:space="preserve">limitation of your analysis (small n, an outlier you kept, an</w:t>
+      </w:r>
+      <w:r>
+        <w:t xml:space="preserve"> </w:t>
+      </w:r>
+      <w:r>
+        <w:t xml:space="preserve">assumption you’re unsure of) — not a generic one.</w:t>
+      </w:r>
+    </w:p>
+    <w:p>
+      <w:pPr>
+        <w:pStyle w:val="FirstParagraph"/>
+      </w:pPr>
+      <w:r>
+        <w:t xml:space="preserve">Record the</w:t>
+      </w:r>
+      <w:r>
+        <w:t xml:space="preserve"> </w:t>
+      </w:r>
+      <w:r>
+        <w:rPr>
+          <w:rStyle w:val="VerbatimChar"/>
+        </w:rPr>
+        <w:t xml:space="preserve">label:</w:t>
+      </w:r>
+      <w:r>
+        <w:t xml:space="preserve"> </w:t>
+      </w:r>
+      <w:r>
+        <w:t xml:space="preserve">lines you added and the exact sentence where you used</w:t>
+      </w:r>
+      <w:r>
+        <w:t xml:space="preserve"> </w:t>
+      </w:r>
+      <w:r>
+        <w:rPr>
+          <w:rStyle w:val="VerbatimChar"/>
+        </w:rPr>
+        <w:t xml:space="preserve">@tbl-summary</w:t>
+      </w:r>
+      <w:r>
+        <w:t xml:space="preserve"> </w:t>
+      </w:r>
+      <w:r>
+        <w:t xml:space="preserve">or</w:t>
+      </w:r>
+      <w:r>
+        <w:t xml:space="preserve"> </w:t>
+      </w:r>
+      <w:r>
+        <w:rPr>
+          <w:rStyle w:val="VerbatimChar"/>
+        </w:rPr>
+        <w:t xml:space="preserve">@fig-leaf</w:t>
+      </w:r>
+      <w:r>
+        <w:t xml:space="preserve">.</w:t>
+      </w:r>
+    </w:p>
+    <w:bookmarkEnd w:id="40"/>
+    <w:bookmarkStart w:id="41" w:name="e2-predict-then-check-by-hand-3-pts"/>
+    <w:p>
+      <w:pPr>
+        <w:pStyle w:val="Heading2"/>
+      </w:pPr>
+      <w:r>
+        <w:t xml:space="preserve">E2 · Predict, then check — ✍️ by hand (3 pts)</w:t>
+      </w:r>
+    </w:p>
+    <w:p>
+      <w:pPr>
+        <w:pStyle w:val="FirstParagraph"/>
+      </w:pPr>
+      <w:r>
+        <w:rPr>
+          <w:b/>
+          <w:bCs/>
+        </w:rPr>
+        <w:t xml:space="preserve">Before touching any chunk options:</w:t>
+      </w:r>
+      <w:r>
+        <w:t xml:space="preserve"> </w:t>
+      </w:r>
+      <w:r>
+        <w:t xml:space="preserve">if you added</w:t>
+      </w:r>
+      <w:r>
+        <w:t xml:space="preserve"> </w:t>
+      </w:r>
+      <w:r>
+        <w:rPr>
+          <w:rStyle w:val="VerbatimChar"/>
+        </w:rPr>
+        <w:t xml:space="preserve">#| echo: false</w:t>
+      </w:r>
+      <w:r>
+        <w:t xml:space="preserve"> </w:t>
+      </w:r>
+      <w:r>
+        <w:t xml:space="preserve">to</w:t>
+      </w:r>
+      <w:r>
+        <w:t xml:space="preserve"> </w:t>
+      </w:r>
+      <w:r>
+        <w:rPr>
+          <w:i/>
+          <w:iCs/>
+        </w:rPr>
+        <w:t xml:space="preserve">only</w:t>
+      </w:r>
+      <w:r>
+        <w:t xml:space="preserve"> </w:t>
+      </w:r>
+      <w:r>
+        <w:t xml:space="preserve">the chunk that computes your summary table (not the whole document), what</w:t>
+      </w:r>
+      <w:r>
+        <w:t xml:space="preserve"> </w:t>
+      </w:r>
+      <w:r>
+        <w:t xml:space="preserve">exactly changes in the rendered Word doc, and what stays identical? Be specific</w:t>
+      </w:r>
+      <w:r>
+        <w:t xml:space="preserve"> </w:t>
+      </w:r>
+      <w:r>
+        <w:t xml:space="preserve">about which chunks are affected. Then make the change, render, and write whether</w:t>
+      </w:r>
+      <w:r>
+        <w:t xml:space="preserve"> </w:t>
+      </w:r>
+      <w:r>
+        <w:t xml:space="preserve">you were right.</w:t>
+      </w:r>
+    </w:p>
+    <w:bookmarkEnd w:id="41"/>
+    <w:bookmarkStart w:id="42" w:name="e3-explain-it-by-hand-3-pts"/>
+    <w:p>
+      <w:pPr>
+        <w:pStyle w:val="Heading2"/>
+      </w:pPr>
+      <w:r>
+        <w:t xml:space="preserve">E3 · Explain it — ✍️ by hand (3 pts)</w:t>
+      </w:r>
+    </w:p>
+    <w:p>
+      <w:pPr>
+        <w:pStyle w:val="FirstParagraph"/>
+      </w:pPr>
+      <w:r>
+        <w:t xml:space="preserve">As if explaining to a classmate who missed this unit:</w:t>
+      </w:r>
+    </w:p>
+    <w:p>
+      <w:pPr>
+        <w:pStyle w:val="Compact"/>
+        <w:numPr>
+          <w:ilvl w:val="0"/>
+          <w:numId w:val="1003"/>
+        </w:numPr>
+      </w:pPr>
+      <w:r>
+        <w:t xml:space="preserve">Point to</w:t>
+      </w:r>
+      <w:r>
+        <w:t xml:space="preserve"> </w:t>
+      </w:r>
+      <w:r>
+        <w:rPr>
+          <w:b/>
+          <w:bCs/>
+        </w:rPr>
+        <w:t xml:space="preserve">one chunk in your own report</w:t>
+      </w:r>
+      <w:r>
+        <w:t xml:space="preserve"> </w:t>
+      </w:r>
+      <w:r>
+        <w:t xml:space="preserve">and say why you set</w:t>
+      </w:r>
+      <w:r>
+        <w:t xml:space="preserve"> </w:t>
+      </w:r>
+      <w:r>
+        <w:rPr>
+          <w:rStyle w:val="VerbatimChar"/>
+        </w:rPr>
+        <w:t xml:space="preserve">echo</w:t>
+      </w:r>
+      <w:r>
+        <w:t xml:space="preserve"> </w:t>
+      </w:r>
+      <w:r>
+        <w:t xml:space="preserve">the way</w:t>
+      </w:r>
+      <w:r>
+        <w:t xml:space="preserve"> </w:t>
+      </w:r>
+      <w:r>
+        <w:t xml:space="preserve">you did for</w:t>
+      </w:r>
+      <w:r>
+        <w:t xml:space="preserve"> </w:t>
+      </w:r>
+      <w:r>
+        <w:rPr>
+          <w:i/>
+          <w:iCs/>
+        </w:rPr>
+        <w:t xml:space="preserve">that</w:t>
+      </w:r>
+      <w:r>
+        <w:t xml:space="preserve"> </w:t>
+      </w:r>
+      <w:r>
+        <w:t xml:space="preserve">chunk.</w:t>
+      </w:r>
+    </w:p>
+    <w:p>
+      <w:pPr>
+        <w:pStyle w:val="Compact"/>
+        <w:numPr>
+          <w:ilvl w:val="0"/>
+          <w:numId w:val="1003"/>
+        </w:numPr>
+      </w:pPr>
+      <w:r>
+        <w:t xml:space="preserve">If someone changed one number in your raw data file, walk through exactly</w:t>
+      </w:r>
+      <w:r>
+        <w:t xml:space="preserve"> </w:t>
+      </w:r>
+      <w:r>
+        <w:t xml:space="preserve">what happens the next time you press Render — which chunks rerun, which</w:t>
+      </w:r>
+      <w:r>
+        <w:t xml:space="preserve"> </w:t>
+      </w:r>
+      <w:r>
+        <w:t xml:space="preserve">outputs change, which don’t.</w:t>
+      </w:r>
+    </w:p>
+    <w:p>
+      <w:pPr>
+        <w:pStyle w:val="Compact"/>
+        <w:numPr>
+          <w:ilvl w:val="0"/>
+          <w:numId w:val="1003"/>
+        </w:numPr>
+      </w:pPr>
+      <w:r>
+        <w:t xml:space="preserve">Why is referring to</w:t>
+      </w:r>
+      <w:r>
+        <w:t xml:space="preserve"> </w:t>
+      </w:r>
+      <w:r>
+        <w:rPr>
+          <w:rStyle w:val="VerbatimChar"/>
+        </w:rPr>
+        <w:t xml:space="preserve">@tbl-summary</w:t>
+      </w:r>
+      <w:r>
+        <w:t xml:space="preserve"> </w:t>
+      </w:r>
+      <w:r>
+        <w:t xml:space="preserve">safer than typing</w:t>
+      </w:r>
+      <w:r>
+        <w:t xml:space="preserve"> </w:t>
+      </w:r>
+      <w:r>
+        <w:t xml:space="preserve">“Table 1”</w:t>
+      </w:r>
+      <w:r>
+        <w:t xml:space="preserve"> </w:t>
+      </w:r>
+      <w:r>
+        <w:t xml:space="preserve">by hand?</w:t>
+      </w:r>
+    </w:p>
+    <w:p>
+      <w:r>
+        <w:pict>
+          <v:rect style="width:0;height:1.5pt" o:hralign="center" o:hrstd="t" o:hr="t"/>
+        </w:pict>
+      </w:r>
+    </w:p>
+    <w:bookmarkEnd w:id="42"/>
+    <w:bookmarkStart w:id="46" w:name="turn-it-in"/>
+    <w:p>
+      <w:pPr>
+        <w:pStyle w:val="Heading2"/>
+      </w:pPr>
+      <w:r>
+        <w:t xml:space="preserve">Turn it in</w:t>
+      </w:r>
+    </w:p>
+    <w:p>
+      <w:pPr>
+        <w:pStyle w:val="FirstParagraph"/>
+      </w:pPr>
+      <w:r>
+        <w:t xml:space="preserve">Render to Word and submit both:</w:t>
+      </w:r>
+    </w:p>
+    <w:p>
+      <w:pPr>
+        <w:pStyle w:val="Compact"/>
+        <w:numPr>
+          <w:ilvl w:val="0"/>
+          <w:numId w:val="1004"/>
+        </w:numPr>
+      </w:pPr>
+      <w:r>
+        <w:rPr>
+          <w:rStyle w:val="VerbatimChar"/>
+        </w:rPr>
+        <w:t xml:space="preserve">my_leaf_report.qmd</w:t>
+      </w:r>
+      <w:r>
+        <w:t xml:space="preserve"> </w:t>
+      </w:r>
+      <w:r>
+        <w:t xml:space="preserve">(your source file)</w:t>
+      </w:r>
+    </w:p>
+    <w:p>
+      <w:pPr>
+        <w:pStyle w:val="Compact"/>
+        <w:numPr>
+          <w:ilvl w:val="0"/>
+          <w:numId w:val="1004"/>
+        </w:numPr>
+      </w:pPr>
+      <w:r>
+        <w:rPr>
+          <w:rStyle w:val="VerbatimChar"/>
+        </w:rPr>
+        <w:t xml:space="preserve">my_leaf_report.docx</w:t>
+      </w:r>
+      <w:r>
+        <w:t xml:space="preserve"> </w:t>
+      </w:r>
+      <w:r>
+        <w:t xml:space="preserve">(the rendered report)</w:t>
+      </w:r>
+    </w:p>
+    <w:p>
+      <w:pPr>
+        <w:pStyle w:val="FirstParagraph"/>
+      </w:pPr>
+      <w:r>
+        <w:rPr>
+          <w:b/>
+          <w:bCs/>
+        </w:rPr>
         <w:t xml:space="preserve">References:</w:t>
       </w:r>
       <w:r>
@@ -2746,7 +3520,7 @@
       <w:r>
         <w:t xml:space="preserve"> </w:t>
       </w:r>
-      <w:hyperlink r:id="rId37">
+      <w:hyperlink r:id="rId43">
         <w:r>
           <w:rPr>
             <w:rStyle w:val="Hyperlink"/>
@@ -2763,7 +3537,7 @@
       <w:r>
         <w:t xml:space="preserve"> </w:t>
       </w:r>
-      <w:hyperlink r:id="rId38">
+      <w:hyperlink r:id="rId44">
         <w:r>
           <w:rPr>
             <w:rStyle w:val="Hyperlink"/>
@@ -2780,7 +3554,7 @@
       <w:r>
         <w:t xml:space="preserve"> </w:t>
       </w:r>
-      <w:hyperlink r:id="rId39">
+      <w:hyperlink r:id="rId45">
         <w:r>
           <w:rPr>
             <w:rStyle w:val="Hyperlink"/>
@@ -2789,7 +3563,8 @@
         </w:r>
       </w:hyperlink>
     </w:p>
-    <w:bookmarkEnd w:id="40"/>
+    <w:bookmarkEnd w:id="46"/>
+    <w:bookmarkEnd w:id="47"/>
     <w:sectPr>
       <w:pgSz w:h="15840" w:w="12240"/>
       <w:pgMar w:bottom="1440" w:footer="720" w:gutter="0" w:header="720" w:left="1440" w:right="1440" w:top="1440"/>
@@ -3096,6 +3871,66 @@
     <w:abstractNumId w:val="991"/>
   </w:num>
   <w:num w:numId="1002">
+    <w:abstractNumId w:val="99411"/>
+    <w:lvlOverride w:ilvl="0">
+      <w:startOverride w:val="1"/>
+    </w:lvlOverride>
+    <w:lvlOverride w:ilvl="1">
+      <w:startOverride w:val="1"/>
+    </w:lvlOverride>
+    <w:lvlOverride w:ilvl="2">
+      <w:startOverride w:val="1"/>
+    </w:lvlOverride>
+    <w:lvlOverride w:ilvl="3">
+      <w:startOverride w:val="1"/>
+    </w:lvlOverride>
+    <w:lvlOverride w:ilvl="4">
+      <w:startOverride w:val="1"/>
+    </w:lvlOverride>
+    <w:lvlOverride w:ilvl="5">
+      <w:startOverride w:val="1"/>
+    </w:lvlOverride>
+    <w:lvlOverride w:ilvl="6">
+      <w:startOverride w:val="1"/>
+    </w:lvlOverride>
+    <w:lvlOverride w:ilvl="7">
+      <w:startOverride w:val="1"/>
+    </w:lvlOverride>
+    <w:lvlOverride w:ilvl="8">
+      <w:startOverride w:val="1"/>
+    </w:lvlOverride>
+  </w:num>
+  <w:num w:numId="1003">
+    <w:abstractNumId w:val="99411"/>
+    <w:lvlOverride w:ilvl="0">
+      <w:startOverride w:val="1"/>
+    </w:lvlOverride>
+    <w:lvlOverride w:ilvl="1">
+      <w:startOverride w:val="1"/>
+    </w:lvlOverride>
+    <w:lvlOverride w:ilvl="2">
+      <w:startOverride w:val="1"/>
+    </w:lvlOverride>
+    <w:lvlOverride w:ilvl="3">
+      <w:startOverride w:val="1"/>
+    </w:lvlOverride>
+    <w:lvlOverride w:ilvl="4">
+      <w:startOverride w:val="1"/>
+    </w:lvlOverride>
+    <w:lvlOverride w:ilvl="5">
+      <w:startOverride w:val="1"/>
+    </w:lvlOverride>
+    <w:lvlOverride w:ilvl="6">
+      <w:startOverride w:val="1"/>
+    </w:lvlOverride>
+    <w:lvlOverride w:ilvl="7">
+      <w:startOverride w:val="1"/>
+    </w:lvlOverride>
+    <w:lvlOverride w:ilvl="8">
+      <w:startOverride w:val="1"/>
+    </w:lvlOverride>
+  </w:num>
+  <w:num w:numId="1004">
     <w:abstractNumId w:val="99411"/>
     <w:lvlOverride w:ilvl="0">
       <w:startOverride w:val="1"/>

--- a/docs/content/quarto/quarto_activity.docx
+++ b/docs/content/quarto/quarto_activity.docx
@@ -31,7 +31,7 @@
         <w:pStyle w:val="Date"/>
       </w:pPr>
       <w:r>
-        <w:t xml:space="preserve">2026-08-27</w:t>
+        <w:t xml:space="preserve">2026-09-01</w:t>
       </w:r>
     </w:p>
     <w:bookmarkStart w:id="17" w:name="before-you-start"/>

--- a/docs/content/quarto/quarto_activity.docx
+++ b/docs/content/quarto/quarto_activity.docx
@@ -31,7 +31,7 @@
         <w:pStyle w:val="Date"/>
       </w:pPr>
       <w:r>
-        <w:t xml:space="preserve">2026-09-01</w:t>
+        <w:t xml:space="preserve">2026-09-03</w:t>
       </w:r>
     </w:p>
     <w:bookmarkStart w:id="17" w:name="before-you-start"/>

--- a/docs/content/quarto/quarto_activity.docx
+++ b/docs/content/quarto/quarto_activity.docx
@@ -4713,8 +4713,8 @@
       <w:rFonts w:asciiTheme="majorHAnsi" w:cstheme="majorBidi" w:eastAsiaTheme="majorEastAsia" w:hAnsiTheme="majorHAnsi"/>
       <w:spacing w:val="-10"/>
       <w:kern w:val="28"/>
-      <w:sz w:val="56"/>
-      <w:szCs w:val="56"/>
+      <w:sz w:val="40"/>
+      <w:szCs w:val="40"/>
     </w:rPr>
   </w:style>
   <w:style w:customStyle="1" w:styleId="TitleChar" w:type="character">
@@ -4727,8 +4727,8 @@
       <w:rFonts w:asciiTheme="majorHAnsi" w:cstheme="majorBidi" w:eastAsiaTheme="majorEastAsia" w:hAnsiTheme="majorHAnsi"/>
       <w:spacing w:val="-10"/>
       <w:kern w:val="28"/>
-      <w:sz w:val="56"/>
-      <w:szCs w:val="56"/>
+      <w:sz w:val="40"/>
+      <w:szCs w:val="40"/>
     </w:rPr>
   </w:style>
   <w:style w:styleId="Subtitle" w:type="paragraph">

--- a/docs/content/quarto/quarto_activity.docx
+++ b/docs/content/quarto/quarto_activity.docx
@@ -31,7 +31,7 @@
         <w:pStyle w:val="Date"/>
       </w:pPr>
       <w:r>
-        <w:t xml:space="preserve">2026-09-03</w:t>
+        <w:t xml:space="preserve">2026-09-04</w:t>
       </w:r>
     </w:p>
     <w:bookmarkStart w:id="17" w:name="before-you-start"/>
